--- a/pr-preview/pr-78/chapters/15-outcome-regression-propensity-scores.docx
+++ b/pr-preview/pr-78/chapters/15-outcome-regression-propensity-scores.docx
@@ -1368,7 +1368,7 @@
     </w:p>
     <w:bookmarkEnd w:id="12"/>
     <w:bookmarkEnd w:id="13"/>
-    <w:bookmarkStart w:id="17" w:name="propensity-scores-pp.-210-213"/>
+    <w:bookmarkStart w:id="18" w:name="propensity-scores-pp.-210-213"/>
     <w:p>
       <w:pPr>
         <w:pStyle w:val="Heading2"/>
@@ -1696,7 +1696,7 @@
         </w:tc>
       </w:tr>
     </w:tbl>
-    <w:bookmarkStart w:id="15" w:name="balancing-property"/>
+    <w:bookmarkStart w:id="16" w:name="balancing-property"/>
     <w:p>
       <w:pPr>
         <w:pStyle w:val="Heading3"/>
@@ -1705,146 +1705,194 @@
         <w:t xml:space="preserve">2.1 Balancing Property</w:t>
       </w:r>
     </w:p>
-    <w:p>
-      <w:pPr>
-        <w:pStyle w:val="FirstParagraph"/>
-      </w:pPr>
-      <w:r>
-        <w:rPr>
-          <w:b/>
-          <w:bCs/>
-        </w:rPr>
-        <w:t xml:space="preserve">Key theorem</w:t>
-      </w:r>
-      <w:r>
-        <w:t xml:space="preserve">: If</w:t>
-      </w:r>
-      <w:r>
-        <w:t xml:space="preserve"> </w:t>
-      </w:r>
-      <m:oMath>
-        <m:sSup>
-          <m:e>
-            <m:r>
-              <m:t>Y</m:t>
-            </m:r>
-          </m:e>
-          <m:sup>
-            <m:r>
-              <m:t>a</m:t>
-            </m:r>
-          </m:sup>
-        </m:sSup>
-        <m:r>
-          <m:rPr>
-            <m:sty m:val="p"/>
-          </m:rPr>
-          <m:t>⟂</m:t>
-        </m:r>
-        <m:r>
-          <m:t>​</m:t>
-        </m:r>
-        <m:r>
-          <m:t>​</m:t>
-        </m:r>
-        <m:r>
-          <m:t>​</m:t>
-        </m:r>
-        <m:r>
-          <m:rPr>
-            <m:sty m:val="p"/>
-          </m:rPr>
-          <m:t>⟂</m:t>
-        </m:r>
-        <m:r>
-          <m:t>A</m:t>
-        </m:r>
-        <m:r>
-          <m:rPr>
-            <m:sty m:val="p"/>
-          </m:rPr>
-          <m:t>∣</m:t>
-        </m:r>
-        <m:r>
-          <m:t>L</m:t>
-        </m:r>
-      </m:oMath>
-      <w:r>
-        <w:t xml:space="preserve">, then:</w:t>
-      </w:r>
-    </w:p>
-    <w:p>
-      <w:pPr>
-        <w:pStyle w:val="BodyText"/>
-      </w:pPr>
-      <m:oMathPara>
-        <m:oMathParaPr>
-          <m:jc m:val="center"/>
-        </m:oMathParaPr>
-        <m:oMath>
-          <m:sSup>
-            <m:e>
-              <m:r>
-                <m:t>Y</m:t>
-              </m:r>
-            </m:e>
-            <m:sup>
-              <m:r>
-                <m:t>a</m:t>
-              </m:r>
-            </m:sup>
-          </m:sSup>
-          <m:r>
-            <m:rPr>
-              <m:sty m:val="p"/>
-            </m:rPr>
-            <m:t>⟂</m:t>
-          </m:r>
-          <m:r>
-            <m:t>​</m:t>
-          </m:r>
-          <m:r>
-            <m:t>​</m:t>
-          </m:r>
-          <m:r>
-            <m:t>​</m:t>
-          </m:r>
-          <m:r>
-            <m:rPr>
-              <m:sty m:val="p"/>
-            </m:rPr>
-            <m:t>⟂</m:t>
-          </m:r>
-          <m:r>
-            <m:t>A</m:t>
-          </m:r>
-          <m:r>
-            <m:rPr>
-              <m:sty m:val="p"/>
-            </m:rPr>
-            <m:t>∣</m:t>
-          </m:r>
-          <m:r>
-            <m:t>e</m:t>
-          </m:r>
-          <m:r>
-            <m:rPr>
-              <m:sty m:val="p"/>
-            </m:rPr>
-            <m:t>(</m:t>
-          </m:r>
-          <m:r>
-            <m:t>L</m:t>
-          </m:r>
-          <m:r>
-            <m:rPr>
-              <m:sty m:val="p"/>
-            </m:rPr>
-            <m:t>)</m:t>
-          </m:r>
-        </m:oMath>
-      </m:oMathPara>
-    </w:p>
+    <w:tbl>
+      <w:tblPr>
+        <w:tblStyle w:val="Table"/>
+        <w:tblInd w:w="164" w:type="dxa"/>
+        <w:tblBorders>
+          <w:left w:val="single" w:sz="24" w:space="0" w:color="909090"/>
+        </w:tblBorders>
+        <w:tblCellMar>
+          <w:left w:w="0" w:type="dxa"/>
+          <w:right w:w="0" w:type="dxa"/>
+        </w:tblCellMar>
+        <w:tblLook w:firstRow="0" w:lastRow="0" w:firstColumn="0" w:lastColumn="0" w:noHBand="0" w:noVBand="0" w:val="0000"/>
+      </w:tblPr>
+      <w:tblGrid>
+        <w:gridCol w:w="7920"/>
+      </w:tblGrid>
+      <w:tr>
+        <w:trPr>
+          <w:cantSplit/>
+        </w:trPr>
+        <w:tc>
+          <w:tcPr>
+            <w:tcMar>
+              <w:left w:w="144" w:type="dxa"/>
+            </w:tcMar>
+          </w:tcPr>
+          <w:p>
+            <w:pPr>
+              <w:pStyle w:val="FirstParagraph"/>
+            </w:pPr>
+            <w:pPr>
+              <w:spacing w:before="16" w:after="64"/>
+            </w:pPr>
+          </w:p>
+          <w:bookmarkStart w:id="15" w:name="thm-propensity-balancing"/>
+          <w:p>
+            <w:pPr>
+              <w:pStyle w:val="BodyText"/>
+            </w:pPr>
+            <w:r>
+              <w:rPr>
+                <w:b/>
+                <w:bCs/>
+              </w:rPr>
+              <w:t xml:space="preserve">Theorem 1 (Propensity Score Balancing Property)</w:t>
+            </w:r>
+            <w:r>
+              <w:t xml:space="preserve"> </w:t>
+            </w:r>
+            <w:r>
+              <w:t xml:space="preserve">If</w:t>
+            </w:r>
+            <w:r>
+              <w:t xml:space="preserve"> </w:t>
+            </w:r>
+            <m:oMath>
+              <m:sSup>
+                <m:e>
+                  <m:r>
+                    <m:t>Y</m:t>
+                  </m:r>
+                </m:e>
+                <m:sup>
+                  <m:r>
+                    <m:t>a</m:t>
+                  </m:r>
+                </m:sup>
+              </m:sSup>
+              <m:r>
+                <m:rPr>
+                  <m:sty m:val="p"/>
+                </m:rPr>
+                <m:t>⟂</m:t>
+              </m:r>
+              <m:r>
+                <m:t>​</m:t>
+              </m:r>
+              <m:r>
+                <m:t>​</m:t>
+              </m:r>
+              <m:r>
+                <m:t>​</m:t>
+              </m:r>
+              <m:r>
+                <m:rPr>
+                  <m:sty m:val="p"/>
+                </m:rPr>
+                <m:t>⟂</m:t>
+              </m:r>
+              <m:r>
+                <m:t>A</m:t>
+              </m:r>
+              <m:r>
+                <m:rPr>
+                  <m:sty m:val="p"/>
+                </m:rPr>
+                <m:t>∣</m:t>
+              </m:r>
+              <m:r>
+                <m:t>L</m:t>
+              </m:r>
+            </m:oMath>
+            <w:r>
+              <w:t xml:space="preserve">, then</w:t>
+            </w:r>
+          </w:p>
+          <w:p>
+            <w:pPr>
+              <w:pStyle w:val="BodyText"/>
+            </w:pPr>
+            <m:oMathPara>
+              <m:oMathParaPr>
+                <m:jc m:val="center"/>
+              </m:oMathParaPr>
+              <m:oMath>
+                <m:sSup>
+                  <m:e>
+                    <m:r>
+                      <m:t>Y</m:t>
+                    </m:r>
+                  </m:e>
+                  <m:sup>
+                    <m:r>
+                      <m:t>a</m:t>
+                    </m:r>
+                  </m:sup>
+                </m:sSup>
+                <m:r>
+                  <m:rPr>
+                    <m:sty m:val="p"/>
+                  </m:rPr>
+                  <m:t>⟂</m:t>
+                </m:r>
+                <m:r>
+                  <m:t>​</m:t>
+                </m:r>
+                <m:r>
+                  <m:t>​</m:t>
+                </m:r>
+                <m:r>
+                  <m:t>​</m:t>
+                </m:r>
+                <m:r>
+                  <m:rPr>
+                    <m:sty m:val="p"/>
+                  </m:rPr>
+                  <m:t>⟂</m:t>
+                </m:r>
+                <m:r>
+                  <m:t>A</m:t>
+                </m:r>
+                <m:r>
+                  <m:rPr>
+                    <m:sty m:val="p"/>
+                  </m:rPr>
+                  <m:t>∣</m:t>
+                </m:r>
+                <m:r>
+                  <m:t>e</m:t>
+                </m:r>
+                <m:r>
+                  <m:rPr>
+                    <m:sty m:val="p"/>
+                  </m:rPr>
+                  <m:t>(</m:t>
+                </m:r>
+                <m:r>
+                  <m:t>L</m:t>
+                </m:r>
+                <m:r>
+                  <m:rPr>
+                    <m:sty m:val="p"/>
+                  </m:rPr>
+                  <m:t>)</m:t>
+                </m:r>
+                <m:r>
+                  <m:rPr>
+                    <m:sty m:val="p"/>
+                  </m:rPr>
+                  <m:t>.</m:t>
+                </m:r>
+              </m:oMath>
+            </m:oMathPara>
+          </w:p>
+          <w:bookmarkEnd w:id="15"/>
+        </w:tc>
+      </w:tr>
+    </w:tbl>
     <w:p>
       <w:pPr>
         <w:pStyle w:val="FirstParagraph"/>
@@ -2137,8 +2185,8 @@
         </m:r>
       </m:oMath>
     </w:p>
-    <w:bookmarkEnd w:id="15"/>
-    <w:bookmarkStart w:id="16" w:name="estimating-propensity-scores"/>
+    <w:bookmarkEnd w:id="16"/>
+    <w:bookmarkStart w:id="17" w:name="estimating-propensity-scores"/>
     <w:p>
       <w:pPr>
         <w:pStyle w:val="Heading3"/>
@@ -2548,9 +2596,9 @@
         <w:t xml:space="preserve">Assess balance after adjustment (see Section 15.3)</w:t>
       </w:r>
     </w:p>
-    <w:bookmarkEnd w:id="16"/>
     <w:bookmarkEnd w:id="17"/>
-    <w:bookmarkStart w:id="21" w:name="X9e1a84b95d31168c640a6f3a9cac4fdac1ebd87"/>
+    <w:bookmarkEnd w:id="18"/>
+    <w:bookmarkStart w:id="22" w:name="X9e1a84b95d31168c640a6f3a9cac4fdac1ebd87"/>
     <w:p>
       <w:pPr>
         <w:pStyle w:val="Heading2"/>
@@ -2574,7 +2622,7 @@
         <w:t xml:space="preserve">Propensity scores can be used to stratify the population and then standardize.</w:t>
       </w:r>
     </w:p>
-    <w:bookmarkStart w:id="18" w:name="propensity-score-stratification"/>
+    <w:bookmarkStart w:id="19" w:name="propensity-score-stratification"/>
     <w:p>
       <w:pPr>
         <w:pStyle w:val="Heading3"/>
@@ -2935,8 +2983,8 @@
         </m:oMath>
       </m:oMathPara>
     </w:p>
-    <w:bookmarkEnd w:id="18"/>
-    <w:bookmarkStart w:id="19" w:name="checking-balance"/>
+    <w:bookmarkEnd w:id="19"/>
+    <w:bookmarkStart w:id="20" w:name="checking-balance"/>
     <w:p>
       <w:pPr>
         <w:pStyle w:val="Heading3"/>
@@ -3246,8 +3294,8 @@
         <w:t xml:space="preserve">Balance checking is a diagnostic tool, not a formal test. The goal is to achieve good balance so that confounding is minimized within strata.</w:t>
       </w:r>
     </w:p>
-    <w:bookmarkEnd w:id="19"/>
-    <w:bookmarkStart w:id="20" w:name="example-quintile-stratification"/>
+    <w:bookmarkEnd w:id="20"/>
+    <w:bookmarkStart w:id="21" w:name="example-quintile-stratification"/>
     <w:p>
       <w:pPr>
         <w:pStyle w:val="Heading3"/>
@@ -3408,9 +3456,9 @@
         <w:t xml:space="preserve">: Most of the confounding is removed by stratifying on propensity score quintiles, though finer stratification may improve balance.</w:t>
       </w:r>
     </w:p>
-    <w:bookmarkEnd w:id="20"/>
     <w:bookmarkEnd w:id="21"/>
-    <w:bookmarkStart w:id="25" w:name="propensity-matching-pp.-216-219"/>
+    <w:bookmarkEnd w:id="22"/>
+    <w:bookmarkStart w:id="26" w:name="propensity-matching-pp.-216-219"/>
     <w:p>
       <w:pPr>
         <w:pStyle w:val="Heading2"/>
@@ -3444,7 +3492,7 @@
         <w:t xml:space="preserve">creates pairs (or sets) of treated and untreated individuals with similar propensity scores.</w:t>
       </w:r>
     </w:p>
-    <w:bookmarkStart w:id="22" w:name="matching-algorithms"/>
+    <w:bookmarkStart w:id="23" w:name="matching-algorithms"/>
     <w:p>
       <w:pPr>
         <w:pStyle w:val="Heading3"/>
@@ -3706,8 +3754,8 @@
         <w:t xml:space="preserve">Exact matching on propensity score is impossible (continuous variable)</w:t>
       </w:r>
     </w:p>
-    <w:bookmarkEnd w:id="22"/>
-    <w:bookmarkStart w:id="23" w:name="assessing-match-quality"/>
+    <w:bookmarkEnd w:id="23"/>
+    <w:bookmarkStart w:id="24" w:name="assessing-match-quality"/>
     <w:p>
       <w:pPr>
         <w:pStyle w:val="Heading3"/>
@@ -3810,8 +3858,8 @@
         <w:t xml:space="preserve">: Standardized differences &lt; 0.1 for all confounders</w:t>
       </w:r>
     </w:p>
-    <w:bookmarkEnd w:id="23"/>
-    <w:bookmarkStart w:id="24" w:name="example-nhefs-matching"/>
+    <w:bookmarkEnd w:id="24"/>
+    <w:bookmarkStart w:id="25" w:name="example-nhefs-matching"/>
     <w:p>
       <w:pPr>
         <w:pStyle w:val="Heading3"/>
@@ -3913,9 +3961,9 @@
         <w:t xml:space="preserve">: Discards some individuals, may not achieve perfect balance</w:t>
       </w:r>
     </w:p>
-    <w:bookmarkEnd w:id="24"/>
     <w:bookmarkEnd w:id="25"/>
-    <w:bookmarkStart w:id="28" w:name="X924c4ddf278e07135412d648697e34e657399d3"/>
+    <w:bookmarkEnd w:id="26"/>
+    <w:bookmarkStart w:id="29" w:name="X924c4ddf278e07135412d648697e34e657399d3"/>
     <w:p>
       <w:pPr>
         <w:pStyle w:val="Heading2"/>
@@ -3939,7 +3987,7 @@
         <w:t xml:space="preserve">Clarifying terminology: propensity scores, treatment models, and MSMs.</w:t>
       </w:r>
     </w:p>
-    <w:bookmarkStart w:id="26" w:name="definitions"/>
+    <w:bookmarkStart w:id="27" w:name="definitions"/>
     <w:p>
       <w:pPr>
         <w:pStyle w:val="Heading3"/>
@@ -4234,8 +4282,8 @@
         </m:d>
       </m:oMath>
     </w:p>
-    <w:bookmarkEnd w:id="26"/>
-    <w:bookmarkStart w:id="27" w:name="relationship"/>
+    <w:bookmarkEnd w:id="27"/>
+    <w:bookmarkStart w:id="28" w:name="relationship"/>
     <w:p>
       <w:pPr>
         <w:pStyle w:val="Heading3"/>
@@ -4821,9 +4869,9 @@
         <w:t xml:space="preserve">All three methods aim to adjust for confounding.</w:t>
       </w:r>
     </w:p>
-    <w:bookmarkEnd w:id="27"/>
     <w:bookmarkEnd w:id="28"/>
-    <w:bookmarkStart w:id="31" w:name="X85bf17f62e6e6ad7c275f59787b73a23dc1186a"/>
+    <w:bookmarkEnd w:id="29"/>
+    <w:bookmarkStart w:id="33" w:name="X85bf17f62e6e6ad7c275f59787b73a23dc1186a"/>
     <w:p>
       <w:pPr>
         <w:pStyle w:val="Heading2"/>
@@ -4847,7 +4895,7 @@
         <w:t xml:space="preserve">Can we combine propensity scores with outcome regression?</w:t>
       </w:r>
     </w:p>
-    <w:bookmarkStart w:id="29" w:name="doubly-robust-estimation"/>
+    <w:bookmarkStart w:id="30" w:name="doubly-robust-estimation"/>
     <w:p>
       <w:pPr>
         <w:pStyle w:val="Heading3"/>
@@ -4933,8 +4981,8 @@
         <w:t xml:space="preserve">(But not necessarily both)</w:t>
       </w:r>
     </w:p>
-    <w:bookmarkEnd w:id="29"/>
-    <w:bookmarkStart w:id="30" w:name="augmented-ip-weighting-aipw"/>
+    <w:bookmarkEnd w:id="30"/>
+    <w:bookmarkStart w:id="32" w:name="augmented-ip-weighting-aipw"/>
     <w:p>
       <w:pPr>
         <w:pStyle w:val="Heading3"/>
@@ -4955,85 +5003,487 @@
         <w:t xml:space="preserve">Advanced approach</w:t>
       </w:r>
       <w:r>
-        <w:t xml:space="preserve">: Combine IP weighting with outcome modeling:</w:t>
-      </w:r>
-    </w:p>
-    <w:p>
-      <w:pPr>
-        <w:pStyle w:val="BodyText"/>
-      </w:pPr>
-      <m:oMathPara>
-        <m:oMathParaPr>
-          <m:jc m:val="center"/>
-        </m:oMathParaPr>
-        <m:oMath>
-          <m:acc>
-            <m:accPr>
-              <m:chr m:val="̂"/>
-            </m:accPr>
-            <m:e>
+        <w:t xml:space="preserve">: Combine IP weighting with outcome modeling.</w:t>
+      </w:r>
+    </w:p>
+    <w:tbl>
+      <w:tblPr>
+        <w:tblStyle w:val="Table"/>
+        <w:tblInd w:w="164" w:type="dxa"/>
+        <w:tblBorders>
+          <w:left w:val="single" w:sz="24" w:space="0" w:color="909090"/>
+        </w:tblBorders>
+        <w:tblCellMar>
+          <w:left w:w="0" w:type="dxa"/>
+          <w:right w:w="0" w:type="dxa"/>
+        </w:tblCellMar>
+        <w:tblLook w:firstRow="0" w:lastRow="0" w:firstColumn="0" w:lastColumn="0" w:noHBand="0" w:noVBand="0" w:val="0000"/>
+      </w:tblPr>
+      <w:tblGrid>
+        <w:gridCol w:w="7920"/>
+      </w:tblGrid>
+      <w:tr>
+        <w:trPr>
+          <w:cantSplit/>
+        </w:trPr>
+        <w:tc>
+          <w:tcPr>
+            <w:tcMar>
+              <w:left w:w="144" w:type="dxa"/>
+            </w:tcMar>
+          </w:tcPr>
+          <w:p>
+            <w:pPr>
+              <w:pStyle w:val="BodyText"/>
+            </w:pPr>
+            <w:pPr>
+              <w:spacing w:before="16" w:after="64"/>
+            </w:pPr>
+          </w:p>
+          <w:bookmarkStart w:id="31" w:name="def-aipw"/>
+          <w:p>
+            <w:pPr>
+              <w:pStyle w:val="BodyText"/>
+            </w:pPr>
+            <w:r>
+              <w:rPr>
+                <w:b/>
+                <w:bCs/>
+              </w:rPr>
+              <w:t xml:space="preserve">Definition 3 (Augmented IP Weighting (AIPW))</w:t>
+            </w:r>
+            <w:r>
+              <w:t xml:space="preserve"> </w:t>
+            </w:r>
+            <w:r>
+              <w:t xml:space="preserve">The</w:t>
+            </w:r>
+            <w:r>
+              <w:t xml:space="preserve"> </w:t>
+            </w:r>
+            <w:r>
+              <w:rPr>
+                <w:b/>
+                <w:bCs/>
+              </w:rPr>
+              <w:t xml:space="preserve">augmented inverse-probability-weighted (AIPW) estimator</w:t>
+            </w:r>
+            <w:r>
+              <w:t xml:space="preserve"> </w:t>
+            </w:r>
+            <w:r>
+              <w:t xml:space="preserve">is</w:t>
+            </w:r>
+          </w:p>
+          <w:p>
+            <w:pPr>
+              <w:pStyle w:val="BodyText"/>
+            </w:pPr>
+            <m:oMathPara>
+              <m:oMathParaPr>
+                <m:jc m:val="center"/>
+              </m:oMathParaPr>
+              <m:oMath>
+                <m:acc>
+                  <m:accPr>
+                    <m:chr m:val="̂"/>
+                  </m:accPr>
+                  <m:e>
+                    <m:r>
+                      <m:rPr>
+                        <m:nor/>
+                        <m:sty m:val="p"/>
+                      </m:rPr>
+                      <m:t>E</m:t>
+                    </m:r>
+                  </m:e>
+                </m:acc>
+                <m:d>
+                  <m:dPr>
+                    <m:begChr m:val="["/>
+                    <m:sepChr m:val=""/>
+                    <m:endChr m:val="]"/>
+                    <m:grow/>
+                  </m:dPr>
+                  <m:e>
+                    <m:sSup>
+                      <m:e>
+                        <m:r>
+                          <m:t>Y</m:t>
+                        </m:r>
+                      </m:e>
+                      <m:sup>
+                        <m:r>
+                          <m:t>a</m:t>
+                        </m:r>
+                      </m:sup>
+                    </m:sSup>
+                  </m:e>
+                </m:d>
+                <m:r>
+                  <m:rPr>
+                    <m:sty m:val="p"/>
+                  </m:rPr>
+                  <m:t>=</m:t>
+                </m:r>
+                <m:f>
+                  <m:fPr>
+                    <m:type m:val="bar"/>
+                  </m:fPr>
+                  <m:num>
+                    <m:r>
+                      <m:t>1</m:t>
+                    </m:r>
+                  </m:num>
+                  <m:den>
+                    <m:r>
+                      <m:t>n</m:t>
+                    </m:r>
+                  </m:den>
+                </m:f>
+                <m:nary>
+                  <m:naryPr>
+                    <m:chr m:val="∑"/>
+                    <m:limLoc m:val="undOvr"/>
+                    <m:subHide m:val="off"/>
+                    <m:supHide m:val="off"/>
+                  </m:naryPr>
+                  <m:sub>
+                    <m:r>
+                      <m:t>i</m:t>
+                    </m:r>
+                    <m:r>
+                      <m:rPr>
+                        <m:sty m:val="p"/>
+                      </m:rPr>
+                      <m:t>=</m:t>
+                    </m:r>
+                    <m:r>
+                      <m:t>1</m:t>
+                    </m:r>
+                  </m:sub>
+                  <m:sup>
+                    <m:r>
+                      <m:t>n</m:t>
+                    </m:r>
+                  </m:sup>
+                  <m:e>
+                    <m:d>
+                      <m:dPr>
+                        <m:begChr m:val="["/>
+                        <m:sepChr m:val=""/>
+                        <m:endChr m:val="]"/>
+                        <m:grow/>
+                      </m:dPr>
+                      <m:e>
+                        <m:f>
+                          <m:fPr>
+                            <m:type m:val="bar"/>
+                          </m:fPr>
+                          <m:num>
+                            <m:r>
+                              <m:t>I</m:t>
+                            </m:r>
+                            <m:r>
+                              <m:rPr>
+                                <m:sty m:val="p"/>
+                              </m:rPr>
+                              <m:t>(</m:t>
+                            </m:r>
+                            <m:sSub>
+                              <m:e>
+                                <m:r>
+                                  <m:t>A</m:t>
+                                </m:r>
+                              </m:e>
+                              <m:sub>
+                                <m:r>
+                                  <m:t>i</m:t>
+                                </m:r>
+                              </m:sub>
+                            </m:sSub>
+                            <m:r>
+                              <m:rPr>
+                                <m:sty m:val="p"/>
+                              </m:rPr>
+                              <m:t>=</m:t>
+                            </m:r>
+                            <m:r>
+                              <m:t>a</m:t>
+                            </m:r>
+                            <m:r>
+                              <m:rPr>
+                                <m:sty m:val="p"/>
+                              </m:rPr>
+                              <m:t>)</m:t>
+                            </m:r>
+                            <m:sSub>
+                              <m:e>
+                                <m:r>
+                                  <m:t>Y</m:t>
+                                </m:r>
+                              </m:e>
+                              <m:sub>
+                                <m:r>
+                                  <m:t>i</m:t>
+                                </m:r>
+                              </m:sub>
+                            </m:sSub>
+                          </m:num>
+                          <m:den>
+                            <m:r>
+                              <m:t>f</m:t>
+                            </m:r>
+                            <m:r>
+                              <m:rPr>
+                                <m:sty m:val="p"/>
+                              </m:rPr>
+                              <m:t>(</m:t>
+                            </m:r>
+                            <m:r>
+                              <m:t>a</m:t>
+                            </m:r>
+                            <m:r>
+                              <m:rPr>
+                                <m:sty m:val="p"/>
+                              </m:rPr>
+                              <m:t>∣</m:t>
+                            </m:r>
+                            <m:sSub>
+                              <m:e>
+                                <m:r>
+                                  <m:t>L</m:t>
+                                </m:r>
+                              </m:e>
+                              <m:sub>
+                                <m:r>
+                                  <m:t>i</m:t>
+                                </m:r>
+                              </m:sub>
+                            </m:sSub>
+                            <m:r>
+                              <m:rPr>
+                                <m:sty m:val="p"/>
+                              </m:rPr>
+                              <m:t>)</m:t>
+                            </m:r>
+                          </m:den>
+                        </m:f>
+                        <m:r>
+                          <m:rPr>
+                            <m:sty m:val="p"/>
+                          </m:rPr>
+                          <m:t>−</m:t>
+                        </m:r>
+                        <m:f>
+                          <m:fPr>
+                            <m:type m:val="bar"/>
+                          </m:fPr>
+                          <m:num>
+                            <m:r>
+                              <m:t>I</m:t>
+                            </m:r>
+                            <m:r>
+                              <m:rPr>
+                                <m:sty m:val="p"/>
+                              </m:rPr>
+                              <m:t>(</m:t>
+                            </m:r>
+                            <m:sSub>
+                              <m:e>
+                                <m:r>
+                                  <m:t>A</m:t>
+                                </m:r>
+                              </m:e>
+                              <m:sub>
+                                <m:r>
+                                  <m:t>i</m:t>
+                                </m:r>
+                              </m:sub>
+                            </m:sSub>
+                            <m:r>
+                              <m:rPr>
+                                <m:sty m:val="p"/>
+                              </m:rPr>
+                              <m:t>=</m:t>
+                            </m:r>
+                            <m:r>
+                              <m:t>a</m:t>
+                            </m:r>
+                            <m:r>
+                              <m:rPr>
+                                <m:sty m:val="p"/>
+                              </m:rPr>
+                              <m:t>)</m:t>
+                            </m:r>
+                            <m:r>
+                              <m:rPr>
+                                <m:sty m:val="p"/>
+                              </m:rPr>
+                              <m:t>−</m:t>
+                            </m:r>
+                            <m:r>
+                              <m:t>f</m:t>
+                            </m:r>
+                            <m:r>
+                              <m:rPr>
+                                <m:sty m:val="p"/>
+                              </m:rPr>
+                              <m:t>(</m:t>
+                            </m:r>
+                            <m:r>
+                              <m:t>a</m:t>
+                            </m:r>
+                            <m:r>
+                              <m:rPr>
+                                <m:sty m:val="p"/>
+                              </m:rPr>
+                              <m:t>∣</m:t>
+                            </m:r>
+                            <m:sSub>
+                              <m:e>
+                                <m:r>
+                                  <m:t>L</m:t>
+                                </m:r>
+                              </m:e>
+                              <m:sub>
+                                <m:r>
+                                  <m:t>i</m:t>
+                                </m:r>
+                              </m:sub>
+                            </m:sSub>
+                            <m:r>
+                              <m:rPr>
+                                <m:sty m:val="p"/>
+                              </m:rPr>
+                              <m:t>)</m:t>
+                            </m:r>
+                          </m:num>
+                          <m:den>
+                            <m:r>
+                              <m:t>f</m:t>
+                            </m:r>
+                            <m:r>
+                              <m:rPr>
+                                <m:sty m:val="p"/>
+                              </m:rPr>
+                              <m:t>(</m:t>
+                            </m:r>
+                            <m:r>
+                              <m:t>a</m:t>
+                            </m:r>
+                            <m:r>
+                              <m:rPr>
+                                <m:sty m:val="p"/>
+                              </m:rPr>
+                              <m:t>∣</m:t>
+                            </m:r>
+                            <m:sSub>
+                              <m:e>
+                                <m:r>
+                                  <m:t>L</m:t>
+                                </m:r>
+                              </m:e>
+                              <m:sub>
+                                <m:r>
+                                  <m:t>i</m:t>
+                                </m:r>
+                              </m:sub>
+                            </m:sSub>
+                            <m:r>
+                              <m:rPr>
+                                <m:sty m:val="p"/>
+                              </m:rPr>
+                              <m:t>)</m:t>
+                            </m:r>
+                          </m:den>
+                        </m:f>
+                        <m:r>
+                          <m:t>m</m:t>
+                        </m:r>
+                        <m:r>
+                          <m:rPr>
+                            <m:sty m:val="p"/>
+                          </m:rPr>
+                          <m:t>(</m:t>
+                        </m:r>
+                        <m:r>
+                          <m:t>a</m:t>
+                        </m:r>
+                        <m:r>
+                          <m:rPr>
+                            <m:sty m:val="p"/>
+                          </m:rPr>
+                          <m:t>,</m:t>
+                        </m:r>
+                        <m:sSub>
+                          <m:e>
+                            <m:r>
+                              <m:t>L</m:t>
+                            </m:r>
+                          </m:e>
+                          <m:sub>
+                            <m:r>
+                              <m:t>i</m:t>
+                            </m:r>
+                          </m:sub>
+                        </m:sSub>
+                        <m:r>
+                          <m:rPr>
+                            <m:sty m:val="p"/>
+                          </m:rPr>
+                          <m:t>)</m:t>
+                        </m:r>
+                      </m:e>
+                    </m:d>
+                  </m:e>
+                </m:nary>
+                <m:r>
+                  <m:rPr>
+                    <m:sty m:val="p"/>
+                  </m:rPr>
+                  <m:t>,</m:t>
+                </m:r>
+              </m:oMath>
+            </m:oMathPara>
+          </w:p>
+          <w:p>
+            <w:pPr>
+              <w:pStyle w:val="FirstParagraph"/>
+            </w:pPr>
+            <w:r>
+              <w:t xml:space="preserve">where</w:t>
+            </w:r>
+            <w:r>
+              <w:t xml:space="preserve"> </w:t>
+            </w:r>
+            <m:oMath>
+              <m:r>
+                <m:t>m</m:t>
+              </m:r>
               <m:r>
                 <m:rPr>
-                  <m:nor/>
                   <m:sty m:val="p"/>
                 </m:rPr>
-                <m:t>E</m:t>
-              </m:r>
-            </m:e>
-          </m:acc>
-          <m:d>
-            <m:dPr>
-              <m:begChr m:val="["/>
-              <m:sepChr m:val=""/>
-              <m:endChr m:val="]"/>
-              <m:grow/>
-            </m:dPr>
-            <m:e>
-              <m:sSup>
-                <m:e>
-                  <m:r>
-                    <m:t>Y</m:t>
-                  </m:r>
-                </m:e>
-                <m:sup>
-                  <m:r>
-                    <m:t>a</m:t>
-                  </m:r>
-                </m:sup>
-              </m:sSup>
-            </m:e>
-          </m:d>
-          <m:r>
-            <m:rPr>
-              <m:sty m:val="p"/>
-            </m:rPr>
-            <m:t>=</m:t>
-          </m:r>
-          <m:f>
-            <m:fPr>
-              <m:type m:val="bar"/>
-            </m:fPr>
-            <m:num>
-              <m:r>
-                <m:t>1</m:t>
-              </m:r>
-            </m:num>
-            <m:den>
-              <m:r>
-                <m:t>n</m:t>
-              </m:r>
-            </m:den>
-          </m:f>
-          <m:nary>
-            <m:naryPr>
-              <m:chr m:val="∑"/>
-              <m:limLoc m:val="undOvr"/>
-              <m:subHide m:val="off"/>
-              <m:supHide m:val="off"/>
-            </m:naryPr>
-            <m:sub>
-              <m:r>
-                <m:t>i</m:t>
+                <m:t>(</m:t>
+              </m:r>
+              <m:r>
+                <m:t>a</m:t>
+              </m:r>
+              <m:r>
+                <m:rPr>
+                  <m:sty m:val="p"/>
+                </m:rPr>
+                <m:t>,</m:t>
+              </m:r>
+              <m:r>
+                <m:t>L</m:t>
+              </m:r>
+              <m:r>
+                <m:rPr>
+                  <m:sty m:val="p"/>
+                </m:rPr>
+                <m:t>)</m:t>
               </m:r>
               <m:r>
                 <m:rPr>
@@ -5041,16 +5491,20 @@
                 </m:rPr>
                 <m:t>=</m:t>
               </m:r>
-              <m:r>
-                <m:t>1</m:t>
-              </m:r>
-            </m:sub>
-            <m:sup>
-              <m:r>
-                <m:t>n</m:t>
-              </m:r>
-            </m:sup>
-            <m:e>
+              <m:acc>
+                <m:accPr>
+                  <m:chr m:val="̂"/>
+                </m:accPr>
+                <m:e>
+                  <m:r>
+                    <m:rPr>
+                      <m:nor/>
+                      <m:sty m:val="p"/>
+                    </m:rPr>
+                    <m:t>E</m:t>
+                  </m:r>
+                </m:e>
+              </m:acc>
               <m:d>
                 <m:dPr>
                   <m:begChr m:val="["/>
@@ -5059,236 +5513,23 @@
                   <m:grow/>
                 </m:dPr>
                 <m:e>
-                  <m:f>
-                    <m:fPr>
-                      <m:type m:val="bar"/>
-                    </m:fPr>
-                    <m:num>
-                      <m:r>
-                        <m:t>I</m:t>
-                      </m:r>
-                      <m:r>
-                        <m:rPr>
-                          <m:sty m:val="p"/>
-                        </m:rPr>
-                        <m:t>(</m:t>
-                      </m:r>
-                      <m:sSub>
-                        <m:e>
-                          <m:r>
-                            <m:t>A</m:t>
-                          </m:r>
-                        </m:e>
-                        <m:sub>
-                          <m:r>
-                            <m:t>i</m:t>
-                          </m:r>
-                        </m:sub>
-                      </m:sSub>
-                      <m:r>
-                        <m:rPr>
-                          <m:sty m:val="p"/>
-                        </m:rPr>
-                        <m:t>=</m:t>
-                      </m:r>
-                      <m:r>
-                        <m:t>a</m:t>
-                      </m:r>
-                      <m:r>
-                        <m:rPr>
-                          <m:sty m:val="p"/>
-                        </m:rPr>
-                        <m:t>)</m:t>
-                      </m:r>
-                      <m:sSub>
-                        <m:e>
-                          <m:r>
-                            <m:t>Y</m:t>
-                          </m:r>
-                        </m:e>
-                        <m:sub>
-                          <m:r>
-                            <m:t>i</m:t>
-                          </m:r>
-                        </m:sub>
-                      </m:sSub>
-                    </m:num>
-                    <m:den>
-                      <m:r>
-                        <m:t>f</m:t>
-                      </m:r>
-                      <m:r>
-                        <m:rPr>
-                          <m:sty m:val="p"/>
-                        </m:rPr>
-                        <m:t>(</m:t>
-                      </m:r>
-                      <m:r>
-                        <m:t>a</m:t>
-                      </m:r>
-                      <m:r>
-                        <m:rPr>
-                          <m:sty m:val="p"/>
-                        </m:rPr>
-                        <m:t>∣</m:t>
-                      </m:r>
-                      <m:sSub>
-                        <m:e>
-                          <m:r>
-                            <m:t>L</m:t>
-                          </m:r>
-                        </m:e>
-                        <m:sub>
-                          <m:r>
-                            <m:t>i</m:t>
-                          </m:r>
-                        </m:sub>
-                      </m:sSub>
-                      <m:r>
-                        <m:rPr>
-                          <m:sty m:val="p"/>
-                        </m:rPr>
-                        <m:t>)</m:t>
-                      </m:r>
-                    </m:den>
-                  </m:f>
                   <m:r>
-                    <m:rPr>
-                      <m:sty m:val="p"/>
-                    </m:rPr>
-                    <m:t>−</m:t>
-                  </m:r>
-                  <m:f>
-                    <m:fPr>
-                      <m:type m:val="bar"/>
-                    </m:fPr>
-                    <m:num>
-                      <m:r>
-                        <m:t>I</m:t>
-                      </m:r>
-                      <m:r>
-                        <m:rPr>
-                          <m:sty m:val="p"/>
-                        </m:rPr>
-                        <m:t>(</m:t>
-                      </m:r>
-                      <m:sSub>
-                        <m:e>
-                          <m:r>
-                            <m:t>A</m:t>
-                          </m:r>
-                        </m:e>
-                        <m:sub>
-                          <m:r>
-                            <m:t>i</m:t>
-                          </m:r>
-                        </m:sub>
-                      </m:sSub>
-                      <m:r>
-                        <m:rPr>
-                          <m:sty m:val="p"/>
-                        </m:rPr>
-                        <m:t>=</m:t>
-                      </m:r>
-                      <m:r>
-                        <m:t>a</m:t>
-                      </m:r>
-                      <m:r>
-                        <m:rPr>
-                          <m:sty m:val="p"/>
-                        </m:rPr>
-                        <m:t>)</m:t>
-                      </m:r>
-                      <m:r>
-                        <m:rPr>
-                          <m:sty m:val="p"/>
-                        </m:rPr>
-                        <m:t>−</m:t>
-                      </m:r>
-                      <m:r>
-                        <m:t>f</m:t>
-                      </m:r>
-                      <m:r>
-                        <m:rPr>
-                          <m:sty m:val="p"/>
-                        </m:rPr>
-                        <m:t>(</m:t>
-                      </m:r>
-                      <m:r>
-                        <m:t>a</m:t>
-                      </m:r>
-                      <m:r>
-                        <m:rPr>
-                          <m:sty m:val="p"/>
-                        </m:rPr>
-                        <m:t>∣</m:t>
-                      </m:r>
-                      <m:sSub>
-                        <m:e>
-                          <m:r>
-                            <m:t>L</m:t>
-                          </m:r>
-                        </m:e>
-                        <m:sub>
-                          <m:r>
-                            <m:t>i</m:t>
-                          </m:r>
-                        </m:sub>
-                      </m:sSub>
-                      <m:r>
-                        <m:rPr>
-                          <m:sty m:val="p"/>
-                        </m:rPr>
-                        <m:t>)</m:t>
-                      </m:r>
-                    </m:num>
-                    <m:den>
-                      <m:r>
-                        <m:t>f</m:t>
-                      </m:r>
-                      <m:r>
-                        <m:rPr>
-                          <m:sty m:val="p"/>
-                        </m:rPr>
-                        <m:t>(</m:t>
-                      </m:r>
-                      <m:r>
-                        <m:t>a</m:t>
-                      </m:r>
-                      <m:r>
-                        <m:rPr>
-                          <m:sty m:val="p"/>
-                        </m:rPr>
-                        <m:t>∣</m:t>
-                      </m:r>
-                      <m:sSub>
-                        <m:e>
-                          <m:r>
-                            <m:t>L</m:t>
-                          </m:r>
-                        </m:e>
-                        <m:sub>
-                          <m:r>
-                            <m:t>i</m:t>
-                          </m:r>
-                        </m:sub>
-                      </m:sSub>
-                      <m:r>
-                        <m:rPr>
-                          <m:sty m:val="p"/>
-                        </m:rPr>
-                        <m:t>)</m:t>
-                      </m:r>
-                    </m:den>
-                  </m:f>
-                  <m:r>
-                    <m:t>m</m:t>
+                    <m:t>Y</m:t>
                   </m:r>
                   <m:r>
                     <m:rPr>
                       <m:sty m:val="p"/>
                     </m:rPr>
-                    <m:t>(</m:t>
+                    <m:t>∣</m:t>
+                  </m:r>
+                  <m:r>
+                    <m:t>A</m:t>
+                  </m:r>
+                  <m:r>
+                    <m:rPr>
+                      <m:sty m:val="p"/>
+                    </m:rPr>
+                    <m:t>=</m:t>
                   </m:r>
                   <m:r>
                     <m:t>a</m:t>
@@ -5299,137 +5540,23 @@
                     </m:rPr>
                     <m:t>,</m:t>
                   </m:r>
-                  <m:sSub>
-                    <m:e>
-                      <m:r>
-                        <m:t>L</m:t>
-                      </m:r>
-                    </m:e>
-                    <m:sub>
-                      <m:r>
-                        <m:t>i</m:t>
-                      </m:r>
-                    </m:sub>
-                  </m:sSub>
                   <m:r>
-                    <m:rPr>
-                      <m:sty m:val="p"/>
-                    </m:rPr>
-                    <m:t>)</m:t>
+                    <m:t>L</m:t>
                   </m:r>
                 </m:e>
               </m:d>
-            </m:e>
-          </m:nary>
-        </m:oMath>
-      </m:oMathPara>
-    </w:p>
-    <w:p>
-      <w:pPr>
-        <w:pStyle w:val="FirstParagraph"/>
-      </w:pPr>
-      <w:r>
-        <w:t xml:space="preserve">where</w:t>
-      </w:r>
-      <w:r>
-        <w:t xml:space="preserve"> </w:t>
-      </w:r>
-      <m:oMath>
-        <m:r>
-          <m:t>m</m:t>
-        </m:r>
-        <m:r>
-          <m:rPr>
-            <m:sty m:val="p"/>
-          </m:rPr>
-          <m:t>(</m:t>
-        </m:r>
-        <m:r>
-          <m:t>a</m:t>
-        </m:r>
-        <m:r>
-          <m:rPr>
-            <m:sty m:val="p"/>
-          </m:rPr>
-          <m:t>,</m:t>
-        </m:r>
-        <m:r>
-          <m:t>L</m:t>
-        </m:r>
-        <m:r>
-          <m:rPr>
-            <m:sty m:val="p"/>
-          </m:rPr>
-          <m:t>)</m:t>
-        </m:r>
-        <m:r>
-          <m:rPr>
-            <m:sty m:val="p"/>
-          </m:rPr>
-          <m:t>=</m:t>
-        </m:r>
-        <m:acc>
-          <m:accPr>
-            <m:chr m:val="̂"/>
-          </m:accPr>
-          <m:e>
-            <m:r>
-              <m:rPr>
-                <m:nor/>
-                <m:sty m:val="p"/>
-              </m:rPr>
-              <m:t>E</m:t>
-            </m:r>
-          </m:e>
-        </m:acc>
-        <m:d>
-          <m:dPr>
-            <m:begChr m:val="["/>
-            <m:sepChr m:val=""/>
-            <m:endChr m:val="]"/>
-            <m:grow/>
-          </m:dPr>
-          <m:e>
-            <m:r>
-              <m:t>Y</m:t>
-            </m:r>
-            <m:r>
-              <m:rPr>
-                <m:sty m:val="p"/>
-              </m:rPr>
-              <m:t>∣</m:t>
-            </m:r>
-            <m:r>
-              <m:t>A</m:t>
-            </m:r>
-            <m:r>
-              <m:rPr>
-                <m:sty m:val="p"/>
-              </m:rPr>
-              <m:t>=</m:t>
-            </m:r>
-            <m:r>
-              <m:t>a</m:t>
-            </m:r>
-            <m:r>
-              <m:rPr>
-                <m:sty m:val="p"/>
-              </m:rPr>
-              <m:t>,</m:t>
-            </m:r>
-            <m:r>
-              <m:t>L</m:t>
-            </m:r>
-          </m:e>
-        </m:d>
-      </m:oMath>
-      <w:r>
-        <w:t xml:space="preserve"> </w:t>
-      </w:r>
-      <w:r>
-        <w:t xml:space="preserve">is the outcome model.</w:t>
-      </w:r>
-    </w:p>
+            </m:oMath>
+            <w:r>
+              <w:t xml:space="preserve"> </w:t>
+            </w:r>
+            <w:r>
+              <w:t xml:space="preserve">is the outcome model.</w:t>
+            </w:r>
+          </w:p>
+          <w:bookmarkEnd w:id="31"/>
+        </w:tc>
+      </w:tr>
+    </w:tbl>
     <w:p>
       <w:pPr>
         <w:pStyle w:val="BodyText"/>
@@ -5548,9 +5675,9 @@
         <w:t xml:space="preserve">Many researchers use simpler approaches (IP weighting OR outcome regression) and conduct sensitivity analyses by trying both methods.</w:t>
       </w:r>
     </w:p>
-    <w:bookmarkEnd w:id="30"/>
-    <w:bookmarkEnd w:id="31"/>
-    <w:bookmarkStart w:id="35" w:name="X5b9853773ffbe11101007724ea32c1dd79fbc97"/>
+    <w:bookmarkEnd w:id="32"/>
+    <w:bookmarkEnd w:id="33"/>
+    <w:bookmarkStart w:id="38" w:name="X5b9853773ffbe11101007724ea32c1dd79fbc97"/>
     <w:p>
       <w:pPr>
         <w:pStyle w:val="Heading2"/>
@@ -5587,7 +5714,7 @@
         <w:t xml:space="preserve">, though with additional complexity.</w:t>
       </w:r>
     </w:p>
-    <w:bookmarkStart w:id="32" w:name="generalized-propensity-score"/>
+    <w:bookmarkStart w:id="35" w:name="generalized-propensity-score"/>
     <w:p>
       <w:pPr>
         <w:pStyle w:val="Heading3"/>
@@ -5596,80 +5723,129 @@
         <w:t xml:space="preserve">7.1 Generalized Propensity Score</w:t>
       </w:r>
     </w:p>
-    <w:p>
-      <w:pPr>
-        <w:pStyle w:val="FirstParagraph"/>
-      </w:pPr>
-      <w:r>
-        <w:t xml:space="preserve">For continuous treatment</w:t>
-      </w:r>
-      <w:r>
-        <w:t xml:space="preserve"> </w:t>
-      </w:r>
-      <m:oMath>
-        <m:r>
-          <m:t>A</m:t>
-        </m:r>
-      </m:oMath>
-      <w:r>
-        <w:t xml:space="preserve">, the</w:t>
-      </w:r>
-      <w:r>
-        <w:t xml:space="preserve"> </w:t>
-      </w:r>
-      <w:r>
-        <w:rPr>
-          <w:b/>
-          <w:bCs/>
-        </w:rPr>
-        <w:t xml:space="preserve">generalized propensity score</w:t>
-      </w:r>
-      <w:r>
-        <w:t xml:space="preserve"> </w:t>
-      </w:r>
-      <w:r>
-        <w:t xml:space="preserve">is the conditional density:</w:t>
-      </w:r>
-    </w:p>
-    <w:p>
-      <w:pPr>
-        <w:pStyle w:val="BodyText"/>
-      </w:pPr>
-      <m:oMathPara>
-        <m:oMathParaPr>
-          <m:jc m:val="center"/>
-        </m:oMathParaPr>
-        <m:oMath>
-          <m:r>
-            <m:t>f</m:t>
-          </m:r>
-          <m:r>
-            <m:rPr>
-              <m:sty m:val="p"/>
-            </m:rPr>
-            <m:t>(</m:t>
-          </m:r>
-          <m:r>
-            <m:t>A</m:t>
-          </m:r>
-          <m:r>
-            <m:rPr>
-              <m:sty m:val="p"/>
-            </m:rPr>
-            <m:t>∣</m:t>
-          </m:r>
-          <m:r>
-            <m:t>L</m:t>
-          </m:r>
-          <m:r>
-            <m:rPr>
-              <m:sty m:val="p"/>
-            </m:rPr>
-            <m:t>)</m:t>
-          </m:r>
-        </m:oMath>
-      </m:oMathPara>
-    </w:p>
+    <w:tbl>
+      <w:tblPr>
+        <w:tblStyle w:val="Table"/>
+        <w:tblInd w:w="164" w:type="dxa"/>
+        <w:tblBorders>
+          <w:left w:val="single" w:sz="24" w:space="0" w:color="909090"/>
+        </w:tblBorders>
+        <w:tblCellMar>
+          <w:left w:w="0" w:type="dxa"/>
+          <w:right w:w="0" w:type="dxa"/>
+        </w:tblCellMar>
+        <w:tblLook w:firstRow="0" w:lastRow="0" w:firstColumn="0" w:lastColumn="0" w:noHBand="0" w:noVBand="0" w:val="0000"/>
+      </w:tblPr>
+      <w:tblGrid>
+        <w:gridCol w:w="7920"/>
+      </w:tblGrid>
+      <w:tr>
+        <w:trPr>
+          <w:cantSplit/>
+        </w:trPr>
+        <w:tc>
+          <w:tcPr>
+            <w:tcMar>
+              <w:left w:w="144" w:type="dxa"/>
+            </w:tcMar>
+          </w:tcPr>
+          <w:p>
+            <w:pPr>
+              <w:pStyle w:val="FirstParagraph"/>
+            </w:pPr>
+            <w:pPr>
+              <w:spacing w:before="16" w:after="64"/>
+            </w:pPr>
+          </w:p>
+          <w:bookmarkStart w:id="34" w:name="def-generalized-propensity-score"/>
+          <w:p>
+            <w:pPr>
+              <w:pStyle w:val="BodyText"/>
+            </w:pPr>
+            <w:r>
+              <w:rPr>
+                <w:b/>
+                <w:bCs/>
+              </w:rPr>
+              <w:t xml:space="preserve">Definition 4 (Generalized Propensity Score)</w:t>
+            </w:r>
+            <w:r>
+              <w:t xml:space="preserve"> </w:t>
+            </w:r>
+            <w:r>
+              <w:t xml:space="preserve">For continuous treatment</w:t>
+            </w:r>
+            <w:r>
+              <w:t xml:space="preserve"> </w:t>
+            </w:r>
+            <m:oMath>
+              <m:r>
+                <m:t>A</m:t>
+              </m:r>
+            </m:oMath>
+            <w:r>
+              <w:t xml:space="preserve">, the</w:t>
+            </w:r>
+            <w:r>
+              <w:t xml:space="preserve"> </w:t>
+            </w:r>
+            <w:r>
+              <w:rPr>
+                <w:b/>
+                <w:bCs/>
+              </w:rPr>
+              <w:t xml:space="preserve">generalized propensity score</w:t>
+            </w:r>
+            <w:r>
+              <w:t xml:space="preserve"> </w:t>
+            </w:r>
+            <w:r>
+              <w:t xml:space="preserve">is the conditional density:</w:t>
+            </w:r>
+          </w:p>
+          <w:p>
+            <w:pPr>
+              <w:pStyle w:val="BodyText"/>
+            </w:pPr>
+            <m:oMathPara>
+              <m:oMathParaPr>
+                <m:jc m:val="center"/>
+              </m:oMathParaPr>
+              <m:oMath>
+                <m:r>
+                  <m:t>f</m:t>
+                </m:r>
+                <m:r>
+                  <m:rPr>
+                    <m:sty m:val="p"/>
+                  </m:rPr>
+                  <m:t>(</m:t>
+                </m:r>
+                <m:r>
+                  <m:t>A</m:t>
+                </m:r>
+                <m:r>
+                  <m:rPr>
+                    <m:sty m:val="p"/>
+                  </m:rPr>
+                  <m:t>∣</m:t>
+                </m:r>
+                <m:r>
+                  <m:t>L</m:t>
+                </m:r>
+                <m:r>
+                  <m:rPr>
+                    <m:sty m:val="p"/>
+                  </m:rPr>
+                  <m:t>)</m:t>
+                </m:r>
+              </m:oMath>
+            </m:oMathPara>
+          </w:p>
+          <w:bookmarkEnd w:id="34"/>
+        </w:tc>
+      </w:tr>
+    </w:tbl>
     <w:p>
       <w:pPr>
         <w:pStyle w:val="FirstParagraph"/>
@@ -5766,8 +5942,8 @@
         </m:oMath>
       </m:oMathPara>
     </w:p>
-    <w:bookmarkEnd w:id="32"/>
-    <w:bookmarkStart w:id="33" w:name="estimation"/>
+    <w:bookmarkEnd w:id="35"/>
+    <w:bookmarkStart w:id="36" w:name="estimation"/>
     <w:p>
       <w:pPr>
         <w:pStyle w:val="Heading3"/>
@@ -6155,8 +6331,8 @@
         <w:t xml:space="preserve">is the standard normal density.</w:t>
       </w:r>
     </w:p>
-    <w:bookmarkEnd w:id="33"/>
-    <w:bookmarkStart w:id="34" w:name="using-the-gps"/>
+    <w:bookmarkEnd w:id="36"/>
+    <w:bookmarkStart w:id="37" w:name="using-the-gps"/>
     <w:p>
       <w:pPr>
         <w:pStyle w:val="Heading3"/>
@@ -6579,9 +6755,9 @@
         <w:t xml:space="preserve">Despite these challenges, GPS methods can be useful for continuous exposures (dose, duration, intensity).</w:t>
       </w:r>
     </w:p>
-    <w:bookmarkEnd w:id="34"/>
-    <w:bookmarkEnd w:id="35"/>
-    <w:bookmarkStart w:id="39" w:name="summary"/>
+    <w:bookmarkEnd w:id="37"/>
+    <w:bookmarkEnd w:id="38"/>
+    <w:bookmarkStart w:id="42" w:name="summary"/>
     <w:p>
       <w:pPr>
         <w:pStyle w:val="Heading2"/>
@@ -7489,8 +7665,8 @@
         <w:t xml:space="preserve">: Chapter 16 introduces instrumental variables, which can help with unmeasured confounding under different assumptions. Part III addresses time-varying treatments where IP weighting and g-formula shine.</w:t>
       </w:r>
     </w:p>
-    <w:bookmarkStart w:id="38" w:name="refs"/>
-    <w:bookmarkStart w:id="37" w:name="ref-hernan2020causal"/>
+    <w:bookmarkStart w:id="41" w:name="refs"/>
+    <w:bookmarkStart w:id="40" w:name="ref-hernan2020causal"/>
     <w:p>
       <w:pPr>
         <w:pStyle w:val="Bibliography"/>
@@ -7514,7 +7690,7 @@
       <w:r>
         <w:t xml:space="preserve"> </w:t>
       </w:r>
-      <w:hyperlink r:id="rId36">
+      <w:hyperlink r:id="rId39">
         <w:r>
           <w:rPr>
             <w:rStyle w:val="Hyperlink"/>
@@ -7526,9 +7702,9 @@
         <w:t xml:space="preserve">.</w:t>
       </w:r>
     </w:p>
-    <w:bookmarkEnd w:id="37"/>
-    <w:bookmarkEnd w:id="38"/>
-    <w:bookmarkEnd w:id="39"/>
+    <w:bookmarkEnd w:id="40"/>
+    <w:bookmarkEnd w:id="41"/>
+    <w:bookmarkEnd w:id="42"/>
     <w:sectPr>
       <w:footnotePr>
         <w:numRestart w:val="eachSect"/>

--- a/pr-preview/pr-78/chapters/15-outcome-regression-propensity-scores.docx
+++ b/pr-preview/pr-78/chapters/15-outcome-regression-propensity-scores.docx
@@ -2598,7 +2598,7 @@
     </w:p>
     <w:bookmarkEnd w:id="17"/>
     <w:bookmarkEnd w:id="18"/>
-    <w:bookmarkStart w:id="22" w:name="X9e1a84b95d31168c640a6f3a9cac4fdac1ebd87"/>
+    <w:bookmarkStart w:id="23" w:name="X9e1a84b95d31168c640a6f3a9cac4fdac1ebd87"/>
     <w:p>
       <w:pPr>
         <w:pStyle w:val="Heading2"/>
@@ -2622,7 +2622,7 @@
         <w:t xml:space="preserve">Propensity scores can be used to stratify the population and then standardize.</w:t>
       </w:r>
     </w:p>
-    <w:bookmarkStart w:id="19" w:name="propensity-score-stratification"/>
+    <w:bookmarkStart w:id="20" w:name="propensity-score-stratification"/>
     <w:p>
       <w:pPr>
         <w:pStyle w:val="Heading3"/>
@@ -2631,6 +2631,7 @@
         <w:t xml:space="preserve">3.1 Propensity Score Stratification</w:t>
       </w:r>
     </w:p>
+    <w:bookmarkStart w:id="19" w:name="alg-propensity-stratification"/>
     <w:p>
       <w:pPr>
         <w:pStyle w:val="FirstParagraph"/>
@@ -2640,10 +2641,13 @@
           <w:b/>
           <w:bCs/>
         </w:rPr>
-        <w:t xml:space="preserve">Procedure</w:t>
-      </w:r>
-      <w:r>
-        <w:t xml:space="preserve">:</w:t>
+        <w:t xml:space="preserve">Algorithm 1 (Propensity Score Stratification)</w:t>
+      </w:r>
+      <w:r>
+        <w:t xml:space="preserve"> </w:t>
+      </w:r>
+      <w:r>
+        <w:t xml:space="preserve"> </w:t>
       </w:r>
     </w:p>
     <w:p>
@@ -2984,7 +2988,8 @@
       </m:oMathPara>
     </w:p>
     <w:bookmarkEnd w:id="19"/>
-    <w:bookmarkStart w:id="20" w:name="checking-balance"/>
+    <w:bookmarkEnd w:id="20"/>
+    <w:bookmarkStart w:id="21" w:name="checking-balance"/>
     <w:p>
       <w:pPr>
         <w:pStyle w:val="Heading3"/>
@@ -3294,8 +3299,8 @@
         <w:t xml:space="preserve">Balance checking is a diagnostic tool, not a formal test. The goal is to achieve good balance so that confounding is minimized within strata.</w:t>
       </w:r>
     </w:p>
-    <w:bookmarkEnd w:id="20"/>
-    <w:bookmarkStart w:id="21" w:name="example-quintile-stratification"/>
+    <w:bookmarkEnd w:id="21"/>
+    <w:bookmarkStart w:id="22" w:name="example-quintile-stratification"/>
     <w:p>
       <w:pPr>
         <w:pStyle w:val="Heading3"/>
@@ -3456,9 +3461,9 @@
         <w:t xml:space="preserve">: Most of the confounding is removed by stratifying on propensity score quintiles, though finer stratification may improve balance.</w:t>
       </w:r>
     </w:p>
-    <w:bookmarkEnd w:id="21"/>
     <w:bookmarkEnd w:id="22"/>
-    <w:bookmarkStart w:id="26" w:name="propensity-matching-pp.-216-219"/>
+    <w:bookmarkEnd w:id="23"/>
+    <w:bookmarkStart w:id="28" w:name="propensity-matching-pp.-216-219"/>
     <w:p>
       <w:pPr>
         <w:pStyle w:val="Heading2"/>
@@ -3492,7 +3497,7 @@
         <w:t xml:space="preserve">creates pairs (or sets) of treated and untreated individuals with similar propensity scores.</w:t>
       </w:r>
     </w:p>
-    <w:bookmarkStart w:id="23" w:name="matching-algorithms"/>
+    <w:bookmarkStart w:id="25" w:name="matching-algorithms"/>
     <w:p>
       <w:pPr>
         <w:pStyle w:val="Heading3"/>
@@ -3501,6 +3506,7 @@
         <w:t xml:space="preserve">4.1 Matching Algorithms</w:t>
       </w:r>
     </w:p>
+    <w:bookmarkStart w:id="24" w:name="alg-nn-matching"/>
     <w:p>
       <w:pPr>
         <w:pStyle w:val="FirstParagraph"/>
@@ -3510,10 +3516,13 @@
           <w:b/>
           <w:bCs/>
         </w:rPr>
-        <w:t xml:space="preserve">1-to-1 nearest neighbor matching</w:t>
-      </w:r>
-      <w:r>
-        <w:t xml:space="preserve">:</w:t>
+        <w:t xml:space="preserve">Algorithm 2 (1-to-1 Nearest Neighbor Matching)</w:t>
+      </w:r>
+      <w:r>
+        <w:t xml:space="preserve"> </w:t>
+      </w:r>
+      <w:r>
+        <w:t xml:space="preserve"> </w:t>
       </w:r>
     </w:p>
     <w:p>
@@ -3552,6 +3561,7 @@
         <w:t xml:space="preserve">Compute the effect as the average within-pair difference</w:t>
       </w:r>
     </w:p>
+    <w:bookmarkEnd w:id="24"/>
     <w:p>
       <w:pPr>
         <w:pStyle w:val="FirstParagraph"/>
@@ -3754,8 +3764,8 @@
         <w:t xml:space="preserve">Exact matching on propensity score is impossible (continuous variable)</w:t>
       </w:r>
     </w:p>
-    <w:bookmarkEnd w:id="23"/>
-    <w:bookmarkStart w:id="24" w:name="assessing-match-quality"/>
+    <w:bookmarkEnd w:id="25"/>
+    <w:bookmarkStart w:id="26" w:name="assessing-match-quality"/>
     <w:p>
       <w:pPr>
         <w:pStyle w:val="Heading3"/>
@@ -3858,8 +3868,8 @@
         <w:t xml:space="preserve">: Standardized differences &lt; 0.1 for all confounders</w:t>
       </w:r>
     </w:p>
-    <w:bookmarkEnd w:id="24"/>
-    <w:bookmarkStart w:id="25" w:name="example-nhefs-matching"/>
+    <w:bookmarkEnd w:id="26"/>
+    <w:bookmarkStart w:id="27" w:name="example-nhefs-matching"/>
     <w:p>
       <w:pPr>
         <w:pStyle w:val="Heading3"/>
@@ -3961,9 +3971,9 @@
         <w:t xml:space="preserve">: Discards some individuals, may not achieve perfect balance</w:t>
       </w:r>
     </w:p>
-    <w:bookmarkEnd w:id="25"/>
-    <w:bookmarkEnd w:id="26"/>
-    <w:bookmarkStart w:id="29" w:name="X924c4ddf278e07135412d648697e34e657399d3"/>
+    <w:bookmarkEnd w:id="27"/>
+    <w:bookmarkEnd w:id="28"/>
+    <w:bookmarkStart w:id="32" w:name="X924c4ddf278e07135412d648697e34e657399d3"/>
     <w:p>
       <w:pPr>
         <w:pStyle w:val="Heading2"/>
@@ -3987,7 +3997,7 @@
         <w:t xml:space="preserve">Clarifying terminology: propensity scores, treatment models, and MSMs.</w:t>
       </w:r>
     </w:p>
-    <w:bookmarkStart w:id="27" w:name="definitions"/>
+    <w:bookmarkStart w:id="30" w:name="definitions"/>
     <w:p>
       <w:pPr>
         <w:pStyle w:val="Heading3"/>
@@ -4079,111 +4089,169 @@
         </m:r>
       </m:oMath>
     </w:p>
-    <w:p>
-      <w:pPr>
-        <w:pStyle w:val="BodyText"/>
-      </w:pPr>
-      <w:r>
-        <w:rPr>
-          <w:b/>
-          <w:bCs/>
-        </w:rPr>
-        <w:t xml:space="preserve">Treatment model</w:t>
-      </w:r>
-      <w:r>
-        <w:t xml:space="preserve">: Any model for</w:t>
-      </w:r>
-      <w:r>
-        <w:t xml:space="preserve"> </w:t>
-      </w:r>
-      <m:oMath>
-        <m:r>
-          <m:rPr>
-            <m:sty m:val="p"/>
-          </m:rPr>
-          <m:t>Pr</m:t>
-        </m:r>
-        <m:r>
-          <m:rPr>
-            <m:sty m:val="p"/>
-          </m:rPr>
-          <m:t>[</m:t>
-        </m:r>
-        <m:r>
-          <m:t>A</m:t>
-        </m:r>
-        <m:r>
-          <m:rPr>
-            <m:sty m:val="p"/>
-          </m:rPr>
-          <m:t>∣</m:t>
-        </m:r>
-        <m:r>
-          <m:t>L</m:t>
-        </m:r>
-        <m:r>
-          <m:rPr>
-            <m:sty m:val="p"/>
-          </m:rPr>
-          <m:t>]</m:t>
-        </m:r>
-      </m:oMath>
-      <w:r>
-        <w:t xml:space="preserve"> </w:t>
-      </w:r>
-      <w:r>
-        <w:t xml:space="preserve">(or</w:t>
-      </w:r>
-      <w:r>
-        <w:t xml:space="preserve"> </w:t>
-      </w:r>
-      <m:oMath>
-        <m:r>
-          <m:t>f</m:t>
-        </m:r>
-        <m:r>
-          <m:rPr>
-            <m:sty m:val="p"/>
-          </m:rPr>
-          <m:t>(</m:t>
-        </m:r>
-        <m:r>
-          <m:t>A</m:t>
-        </m:r>
-        <m:r>
-          <m:rPr>
-            <m:sty m:val="p"/>
-          </m:rPr>
-          <m:t>∣</m:t>
-        </m:r>
-        <m:r>
-          <m:t>L</m:t>
-        </m:r>
-        <m:r>
-          <m:rPr>
-            <m:sty m:val="p"/>
-          </m:rPr>
-          <m:t>)</m:t>
-        </m:r>
-      </m:oMath>
-      <w:r>
-        <w:t xml:space="preserve"> </w:t>
-      </w:r>
-      <w:r>
-        <w:t xml:space="preserve">for non-binary</w:t>
-      </w:r>
-      <w:r>
-        <w:t xml:space="preserve"> </w:t>
-      </w:r>
-      <m:oMath>
-        <m:r>
-          <m:t>A</m:t>
-        </m:r>
-      </m:oMath>
-      <w:r>
-        <w:t xml:space="preserve">)</w:t>
-      </w:r>
-    </w:p>
+    <w:tbl>
+      <w:tblPr>
+        <w:tblStyle w:val="Table"/>
+        <w:tblInd w:w="164" w:type="dxa"/>
+        <w:tblBorders>
+          <w:left w:val="single" w:sz="24" w:space="0" w:color="909090"/>
+        </w:tblBorders>
+        <w:tblCellMar>
+          <w:left w:w="0" w:type="dxa"/>
+          <w:right w:w="0" w:type="dxa"/>
+        </w:tblCellMar>
+        <w:tblLook w:firstRow="0" w:lastRow="0" w:firstColumn="0" w:lastColumn="0" w:noHBand="0" w:noVBand="0" w:val="0000"/>
+      </w:tblPr>
+      <w:tblGrid>
+        <w:gridCol w:w="7920"/>
+      </w:tblGrid>
+      <w:tr>
+        <w:trPr>
+          <w:cantSplit/>
+        </w:trPr>
+        <w:tc>
+          <w:tcPr>
+            <w:tcMar>
+              <w:left w:w="144" w:type="dxa"/>
+            </w:tcMar>
+          </w:tcPr>
+          <w:p>
+            <w:pPr>
+              <w:pStyle w:val="BodyText"/>
+            </w:pPr>
+            <w:pPr>
+              <w:spacing w:before="16" w:after="64"/>
+            </w:pPr>
+          </w:p>
+          <w:bookmarkStart w:id="29" w:name="def-treatment-model"/>
+          <w:p>
+            <w:pPr>
+              <w:pStyle w:val="BodyText"/>
+            </w:pPr>
+            <w:r>
+              <w:rPr>
+                <w:b/>
+                <w:bCs/>
+              </w:rPr>
+              <w:t xml:space="preserve">Definition 3 (Treatment Model)</w:t>
+            </w:r>
+            <w:r>
+              <w:t xml:space="preserve"> </w:t>
+            </w:r>
+            <w:r>
+              <w:t xml:space="preserve">A</w:t>
+            </w:r>
+            <w:r>
+              <w:t xml:space="preserve"> </w:t>
+            </w:r>
+            <w:r>
+              <w:rPr>
+                <w:b/>
+                <w:bCs/>
+              </w:rPr>
+              <w:t xml:space="preserve">treatment model</w:t>
+            </w:r>
+            <w:r>
+              <w:t xml:space="preserve"> </w:t>
+            </w:r>
+            <w:r>
+              <w:t xml:space="preserve">is any model for</w:t>
+            </w:r>
+            <w:r>
+              <w:t xml:space="preserve"> </w:t>
+            </w:r>
+            <m:oMath>
+              <m:r>
+                <m:rPr>
+                  <m:sty m:val="p"/>
+                </m:rPr>
+                <m:t>Pr</m:t>
+              </m:r>
+              <m:r>
+                <m:rPr>
+                  <m:sty m:val="p"/>
+                </m:rPr>
+                <m:t>[</m:t>
+              </m:r>
+              <m:r>
+                <m:t>A</m:t>
+              </m:r>
+              <m:r>
+                <m:rPr>
+                  <m:sty m:val="p"/>
+                </m:rPr>
+                <m:t>∣</m:t>
+              </m:r>
+              <m:r>
+                <m:t>L</m:t>
+              </m:r>
+              <m:r>
+                <m:rPr>
+                  <m:sty m:val="p"/>
+                </m:rPr>
+                <m:t>]</m:t>
+              </m:r>
+            </m:oMath>
+            <w:r>
+              <w:t xml:space="preserve"> </w:t>
+            </w:r>
+            <w:r>
+              <w:t xml:space="preserve">(or</w:t>
+            </w:r>
+            <w:r>
+              <w:t xml:space="preserve"> </w:t>
+            </w:r>
+            <m:oMath>
+              <m:r>
+                <m:t>f</m:t>
+              </m:r>
+              <m:r>
+                <m:rPr>
+                  <m:sty m:val="p"/>
+                </m:rPr>
+                <m:t>(</m:t>
+              </m:r>
+              <m:r>
+                <m:t>A</m:t>
+              </m:r>
+              <m:r>
+                <m:rPr>
+                  <m:sty m:val="p"/>
+                </m:rPr>
+                <m:t>∣</m:t>
+              </m:r>
+              <m:r>
+                <m:t>L</m:t>
+              </m:r>
+              <m:r>
+                <m:rPr>
+                  <m:sty m:val="p"/>
+                </m:rPr>
+                <m:t>)</m:t>
+              </m:r>
+            </m:oMath>
+            <w:r>
+              <w:t xml:space="preserve"> </w:t>
+            </w:r>
+            <w:r>
+              <w:t xml:space="preserve">for non-binary</w:t>
+            </w:r>
+            <w:r>
+              <w:t xml:space="preserve"> </w:t>
+            </w:r>
+            <m:oMath>
+              <m:r>
+                <m:t>A</m:t>
+              </m:r>
+            </m:oMath>
+            <w:r>
+              <w:t xml:space="preserve">).</w:t>
+            </w:r>
+          </w:p>
+          <w:bookmarkEnd w:id="29"/>
+        </w:tc>
+      </w:tr>
+    </w:tbl>
     <w:p>
       <w:pPr>
         <w:pStyle w:val="BodyText"/>
@@ -4282,8 +4350,8 @@
         </m:d>
       </m:oMath>
     </w:p>
-    <w:bookmarkEnd w:id="27"/>
-    <w:bookmarkStart w:id="28" w:name="relationship"/>
+    <w:bookmarkEnd w:id="30"/>
+    <w:bookmarkStart w:id="31" w:name="relationship"/>
     <w:p>
       <w:pPr>
         <w:pStyle w:val="Heading3"/>
@@ -4869,9 +4937,9 @@
         <w:t xml:space="preserve">All three methods aim to adjust for confounding.</w:t>
       </w:r>
     </w:p>
-    <w:bookmarkEnd w:id="28"/>
-    <w:bookmarkEnd w:id="29"/>
-    <w:bookmarkStart w:id="33" w:name="X85bf17f62e6e6ad7c275f59787b73a23dc1186a"/>
+    <w:bookmarkEnd w:id="31"/>
+    <w:bookmarkEnd w:id="32"/>
+    <w:bookmarkStart w:id="37" w:name="X85bf17f62e6e6ad7c275f59787b73a23dc1186a"/>
     <w:p>
       <w:pPr>
         <w:pStyle w:val="Heading2"/>
@@ -4895,7 +4963,7 @@
         <w:t xml:space="preserve">Can we combine propensity scores with outcome regression?</w:t>
       </w:r>
     </w:p>
-    <w:bookmarkStart w:id="30" w:name="doubly-robust-estimation"/>
+    <w:bookmarkStart w:id="34" w:name="doubly-robust-estimation"/>
     <w:p>
       <w:pPr>
         <w:pStyle w:val="Heading3"/>
@@ -4904,85 +4972,134 @@
         <w:t xml:space="preserve">6.1 Doubly Robust Estimation</w:t>
       </w:r>
     </w:p>
-    <w:p>
-      <w:pPr>
-        <w:pStyle w:val="FirstParagraph"/>
-      </w:pPr>
-      <w:r>
-        <w:rPr>
-          <w:b/>
-          <w:bCs/>
-        </w:rPr>
-        <w:t xml:space="preserve">Idea</w:t>
-      </w:r>
-      <w:r>
-        <w:t xml:space="preserve">: Use both a treatment model and an outcome model.</w:t>
-      </w:r>
-    </w:p>
-    <w:p>
-      <w:pPr>
-        <w:pStyle w:val="BodyText"/>
-      </w:pPr>
-      <w:r>
-        <w:rPr>
-          <w:b/>
-          <w:bCs/>
-        </w:rPr>
-        <w:t xml:space="preserve">Estimator</w:t>
-      </w:r>
-      <w:r>
-        <w:t xml:space="preserve">: Fit outcome model within propensity score strata (or matched sets), then standardize.</w:t>
-      </w:r>
-    </w:p>
-    <w:p>
-      <w:pPr>
-        <w:pStyle w:val="BodyText"/>
-      </w:pPr>
-      <w:r>
-        <w:rPr>
-          <w:b/>
-          <w:bCs/>
-        </w:rPr>
-        <w:t xml:space="preserve">Double robustness</w:t>
-      </w:r>
-      <w:r>
-        <w:t xml:space="preserve">: The estimator is consistent if EITHER:</w:t>
-      </w:r>
-    </w:p>
-    <w:p>
-      <w:pPr>
-        <w:pStyle w:val="Compact"/>
-        <w:numPr>
-          <w:ilvl w:val="0"/>
-          <w:numId w:val="1022"/>
-        </w:numPr>
-      </w:pPr>
-      <w:r>
-        <w:t xml:space="preserve">The propensity score model is correct, OR</w:t>
-      </w:r>
-    </w:p>
-    <w:p>
-      <w:pPr>
-        <w:pStyle w:val="Compact"/>
-        <w:numPr>
-          <w:ilvl w:val="0"/>
-          <w:numId w:val="1022"/>
-        </w:numPr>
-      </w:pPr>
-      <w:r>
-        <w:t xml:space="preserve">The outcome model is correct</w:t>
-      </w:r>
-    </w:p>
-    <w:p>
-      <w:pPr>
-        <w:pStyle w:val="FirstParagraph"/>
-      </w:pPr>
-      <w:r>
-        <w:t xml:space="preserve">(But not necessarily both)</w:t>
-      </w:r>
-    </w:p>
-    <w:bookmarkEnd w:id="30"/>
-    <w:bookmarkStart w:id="32" w:name="augmented-ip-weighting-aipw"/>
+    <w:tbl>
+      <w:tblPr>
+        <w:tblStyle w:val="Table"/>
+        <w:tblInd w:w="164" w:type="dxa"/>
+        <w:tblBorders>
+          <w:left w:val="single" w:sz="24" w:space="0" w:color="909090"/>
+        </w:tblBorders>
+        <w:tblCellMar>
+          <w:left w:w="0" w:type="dxa"/>
+          <w:right w:w="0" w:type="dxa"/>
+        </w:tblCellMar>
+        <w:tblLook w:firstRow="0" w:lastRow="0" w:firstColumn="0" w:lastColumn="0" w:noHBand="0" w:noVBand="0" w:val="0000"/>
+      </w:tblPr>
+      <w:tblGrid>
+        <w:gridCol w:w="7920"/>
+      </w:tblGrid>
+      <w:tr>
+        <w:trPr>
+          <w:cantSplit/>
+        </w:trPr>
+        <w:tc>
+          <w:tcPr>
+            <w:tcMar>
+              <w:left w:w="144" w:type="dxa"/>
+            </w:tcMar>
+          </w:tcPr>
+          <w:p>
+            <w:pPr>
+              <w:pStyle w:val="FirstParagraph"/>
+            </w:pPr>
+            <w:pPr>
+              <w:spacing w:before="16" w:after="64"/>
+            </w:pPr>
+          </w:p>
+          <w:bookmarkStart w:id="33" w:name="def-doubly-robust"/>
+          <w:p>
+            <w:pPr>
+              <w:pStyle w:val="BodyText"/>
+            </w:pPr>
+            <w:r>
+              <w:rPr>
+                <w:b/>
+                <w:bCs/>
+              </w:rPr>
+              <w:t xml:space="preserve">Definition 4 (Doubly Robust Estimator)</w:t>
+            </w:r>
+            <w:r>
+              <w:t xml:space="preserve"> </w:t>
+            </w:r>
+            <w:r>
+              <w:rPr>
+                <w:b/>
+                <w:bCs/>
+              </w:rPr>
+              <w:t xml:space="preserve">Idea</w:t>
+            </w:r>
+            <w:r>
+              <w:t xml:space="preserve">: Use both a treatment model and an outcome model.</w:t>
+            </w:r>
+          </w:p>
+          <w:p>
+            <w:pPr>
+              <w:pStyle w:val="BodyText"/>
+            </w:pPr>
+            <w:r>
+              <w:rPr>
+                <w:b/>
+                <w:bCs/>
+              </w:rPr>
+              <w:t xml:space="preserve">Estimator</w:t>
+            </w:r>
+            <w:r>
+              <w:t xml:space="preserve">: Fit outcome model within propensity score strata (or matched sets), then standardize.</w:t>
+            </w:r>
+          </w:p>
+          <w:p>
+            <w:pPr>
+              <w:pStyle w:val="BodyText"/>
+            </w:pPr>
+            <w:r>
+              <w:rPr>
+                <w:b/>
+                <w:bCs/>
+              </w:rPr>
+              <w:t xml:space="preserve">Double robustness</w:t>
+            </w:r>
+            <w:r>
+              <w:t xml:space="preserve">: The estimator is consistent if EITHER:</w:t>
+            </w:r>
+          </w:p>
+          <w:p>
+            <w:pPr>
+              <w:pStyle w:val="Compact"/>
+              <w:numPr>
+                <w:ilvl w:val="0"/>
+                <w:numId w:val="1022"/>
+              </w:numPr>
+            </w:pPr>
+            <w:r>
+              <w:t xml:space="preserve">The propensity score model is correct, OR</w:t>
+            </w:r>
+          </w:p>
+          <w:p>
+            <w:pPr>
+              <w:pStyle w:val="Compact"/>
+              <w:numPr>
+                <w:ilvl w:val="0"/>
+                <w:numId w:val="1022"/>
+              </w:numPr>
+            </w:pPr>
+            <w:r>
+              <w:t xml:space="preserve">The outcome model is correct</w:t>
+            </w:r>
+          </w:p>
+          <w:p>
+            <w:pPr>
+              <w:pStyle w:val="FirstParagraph"/>
+            </w:pPr>
+            <w:r>
+              <w:t xml:space="preserve">(But not necessarily both)</w:t>
+            </w:r>
+          </w:p>
+          <w:bookmarkEnd w:id="33"/>
+        </w:tc>
+      </w:tr>
+    </w:tbl>
+    <w:bookmarkEnd w:id="34"/>
+    <w:bookmarkStart w:id="36" w:name="augmented-ip-weighting-aipw"/>
     <w:p>
       <w:pPr>
         <w:pStyle w:val="Heading3"/>
@@ -5040,7 +5157,7 @@
               <w:spacing w:before="16" w:after="64"/>
             </w:pPr>
           </w:p>
-          <w:bookmarkStart w:id="31" w:name="def-aipw"/>
+          <w:bookmarkStart w:id="35" w:name="def-aipw"/>
           <w:p>
             <w:pPr>
               <w:pStyle w:val="BodyText"/>
@@ -5050,7 +5167,7 @@
                 <w:b/>
                 <w:bCs/>
               </w:rPr>
-              <w:t xml:space="preserve">Definition 3 (Augmented IP Weighting (AIPW))</w:t>
+              <w:t xml:space="preserve">Definition 5 (Augmented IP Weighting (AIPW))</w:t>
             </w:r>
             <w:r>
               <w:t xml:space="preserve"> </w:t>
@@ -5553,7 +5670,7 @@
               <w:t xml:space="preserve">is the outcome model.</w:t>
             </w:r>
           </w:p>
-          <w:bookmarkEnd w:id="31"/>
+          <w:bookmarkEnd w:id="35"/>
         </w:tc>
       </w:tr>
     </w:tbl>
@@ -5675,9 +5792,9 @@
         <w:t xml:space="preserve">Many researchers use simpler approaches (IP weighting OR outcome regression) and conduct sensitivity analyses by trying both methods.</w:t>
       </w:r>
     </w:p>
-    <w:bookmarkEnd w:id="32"/>
-    <w:bookmarkEnd w:id="33"/>
-    <w:bookmarkStart w:id="38" w:name="X5b9853773ffbe11101007724ea32c1dd79fbc97"/>
+    <w:bookmarkEnd w:id="36"/>
+    <w:bookmarkEnd w:id="37"/>
+    <w:bookmarkStart w:id="43" w:name="X5b9853773ffbe11101007724ea32c1dd79fbc97"/>
     <w:p>
       <w:pPr>
         <w:pStyle w:val="Heading2"/>
@@ -5714,7 +5831,7 @@
         <w:t xml:space="preserve">, though with additional complexity.</w:t>
       </w:r>
     </w:p>
-    <w:bookmarkStart w:id="35" w:name="generalized-propensity-score"/>
+    <w:bookmarkStart w:id="40" w:name="generalized-propensity-score"/>
     <w:p>
       <w:pPr>
         <w:pStyle w:val="Heading3"/>
@@ -5757,7 +5874,7 @@
               <w:spacing w:before="16" w:after="64"/>
             </w:pPr>
           </w:p>
-          <w:bookmarkStart w:id="34" w:name="def-generalized-propensity-score"/>
+          <w:bookmarkStart w:id="38" w:name="def-generalized-propensity-score"/>
           <w:p>
             <w:pPr>
               <w:pStyle w:val="BodyText"/>
@@ -5767,7 +5884,7 @@
                 <w:b/>
                 <w:bCs/>
               </w:rPr>
-              <w:t xml:space="preserve">Definition 4 (Generalized Propensity Score)</w:t>
+              <w:t xml:space="preserve">Definition 6 (Generalized Propensity Score)</w:t>
             </w:r>
             <w:r>
               <w:t xml:space="preserve"> </w:t>
@@ -5842,7 +5959,7 @@
               </m:oMath>
             </m:oMathPara>
           </w:p>
-          <w:bookmarkEnd w:id="34"/>
+          <w:bookmarkEnd w:id="38"/>
         </w:tc>
       </w:tr>
     </w:tbl>
@@ -5851,99 +5968,149 @@
         <w:pStyle w:val="FirstParagraph"/>
       </w:pPr>
       <w:r>
-        <w:rPr>
-          <w:b/>
-          <w:bCs/>
-        </w:rPr>
-        <w:t xml:space="preserve">Balancing property</w:t>
-      </w:r>
-      <w:r>
-        <w:t xml:space="preserve">: Under conditional exchangeability,</w:t>
-      </w:r>
-    </w:p>
-    <w:p>
-      <w:pPr>
-        <w:pStyle w:val="BodyText"/>
-      </w:pPr>
-      <m:oMathPara>
-        <m:oMathParaPr>
-          <m:jc m:val="center"/>
-        </m:oMathParaPr>
-        <m:oMath>
-          <m:sSup>
-            <m:e>
-              <m:r>
-                <m:t>Y</m:t>
-              </m:r>
-            </m:e>
-            <m:sup>
-              <m:r>
-                <m:t>a</m:t>
-              </m:r>
-            </m:sup>
-          </m:sSup>
-          <m:r>
-            <m:rPr>
-              <m:sty m:val="p"/>
-            </m:rPr>
-            <m:t>⟂</m:t>
-          </m:r>
-          <m:r>
-            <m:t>​</m:t>
-          </m:r>
-          <m:r>
-            <m:t>​</m:t>
-          </m:r>
-          <m:r>
-            <m:t>​</m:t>
-          </m:r>
-          <m:r>
-            <m:rPr>
-              <m:sty m:val="p"/>
-            </m:rPr>
-            <m:t>⟂</m:t>
-          </m:r>
-          <m:r>
-            <m:t>A</m:t>
-          </m:r>
-          <m:r>
-            <m:rPr>
-              <m:sty m:val="p"/>
-            </m:rPr>
-            <m:t>∣</m:t>
-          </m:r>
-          <m:r>
-            <m:t>f</m:t>
-          </m:r>
-          <m:r>
-            <m:rPr>
-              <m:sty m:val="p"/>
-            </m:rPr>
-            <m:t>(</m:t>
-          </m:r>
-          <m:r>
-            <m:t>A</m:t>
-          </m:r>
-          <m:r>
-            <m:rPr>
-              <m:sty m:val="p"/>
-            </m:rPr>
-            <m:t>∣</m:t>
-          </m:r>
-          <m:r>
-            <m:t>L</m:t>
-          </m:r>
-          <m:r>
-            <m:rPr>
-              <m:sty m:val="p"/>
-            </m:rPr>
-            <m:t>)</m:t>
-          </m:r>
-        </m:oMath>
-      </m:oMathPara>
-    </w:p>
-    <w:bookmarkEnd w:id="35"/>
-    <w:bookmarkStart w:id="36" w:name="estimation"/>
+        <w:t xml:space="preserve"> </w:t>
+      </w:r>
+    </w:p>
+    <w:tbl>
+      <w:tblPr>
+        <w:tblStyle w:val="Table"/>
+        <w:tblInd w:w="164" w:type="dxa"/>
+        <w:tblBorders>
+          <w:left w:val="single" w:sz="24" w:space="0" w:color="909090"/>
+        </w:tblBorders>
+        <w:tblCellMar>
+          <w:left w:w="0" w:type="dxa"/>
+          <w:right w:w="0" w:type="dxa"/>
+        </w:tblCellMar>
+        <w:tblLook w:firstRow="0" w:lastRow="0" w:firstColumn="0" w:lastColumn="0" w:noHBand="0" w:noVBand="0" w:val="0000"/>
+      </w:tblPr>
+      <w:tblGrid>
+        <w:gridCol w:w="7920"/>
+      </w:tblGrid>
+      <w:tr>
+        <w:trPr>
+          <w:cantSplit/>
+        </w:trPr>
+        <w:tc>
+          <w:tcPr>
+            <w:tcMar>
+              <w:left w:w="144" w:type="dxa"/>
+            </w:tcMar>
+          </w:tcPr>
+          <w:p>
+            <w:pPr>
+              <w:pStyle w:val="BodyText"/>
+            </w:pPr>
+            <w:pPr>
+              <w:spacing w:before="16" w:after="64"/>
+            </w:pPr>
+          </w:p>
+          <w:bookmarkStart w:id="39" w:name="thm-gps-balancing"/>
+          <w:p>
+            <w:pPr>
+              <w:pStyle w:val="BodyText"/>
+            </w:pPr>
+            <w:r>
+              <w:rPr>
+                <w:b/>
+                <w:bCs/>
+              </w:rPr>
+              <w:t xml:space="preserve">Theorem 2 (Generalized Propensity Score Balancing Property)</w:t>
+            </w:r>
+            <w:r>
+              <w:t xml:space="preserve"> </w:t>
+            </w:r>
+            <w:r>
+              <w:t xml:space="preserve">Under conditional exchangeability,</w:t>
+            </w:r>
+          </w:p>
+          <w:p>
+            <w:pPr>
+              <w:pStyle w:val="BodyText"/>
+            </w:pPr>
+            <m:oMathPara>
+              <m:oMathParaPr>
+                <m:jc m:val="center"/>
+              </m:oMathParaPr>
+              <m:oMath>
+                <m:sSup>
+                  <m:e>
+                    <m:r>
+                      <m:t>Y</m:t>
+                    </m:r>
+                  </m:e>
+                  <m:sup>
+                    <m:r>
+                      <m:t>a</m:t>
+                    </m:r>
+                  </m:sup>
+                </m:sSup>
+                <m:r>
+                  <m:rPr>
+                    <m:sty m:val="p"/>
+                  </m:rPr>
+                  <m:t>⟂</m:t>
+                </m:r>
+                <m:r>
+                  <m:t>​</m:t>
+                </m:r>
+                <m:r>
+                  <m:t>​</m:t>
+                </m:r>
+                <m:r>
+                  <m:t>​</m:t>
+                </m:r>
+                <m:r>
+                  <m:rPr>
+                    <m:sty m:val="p"/>
+                  </m:rPr>
+                  <m:t>⟂</m:t>
+                </m:r>
+                <m:r>
+                  <m:t>A</m:t>
+                </m:r>
+                <m:r>
+                  <m:rPr>
+                    <m:sty m:val="p"/>
+                  </m:rPr>
+                  <m:t>∣</m:t>
+                </m:r>
+                <m:r>
+                  <m:t>f</m:t>
+                </m:r>
+                <m:r>
+                  <m:rPr>
+                    <m:sty m:val="p"/>
+                  </m:rPr>
+                  <m:t>(</m:t>
+                </m:r>
+                <m:r>
+                  <m:t>A</m:t>
+                </m:r>
+                <m:r>
+                  <m:rPr>
+                    <m:sty m:val="p"/>
+                  </m:rPr>
+                  <m:t>∣</m:t>
+                </m:r>
+                <m:r>
+                  <m:t>L</m:t>
+                </m:r>
+                <m:r>
+                  <m:rPr>
+                    <m:sty m:val="p"/>
+                  </m:rPr>
+                  <m:t>)</m:t>
+                </m:r>
+              </m:oMath>
+            </m:oMathPara>
+          </w:p>
+          <w:bookmarkEnd w:id="39"/>
+        </w:tc>
+      </w:tr>
+    </w:tbl>
+    <w:bookmarkEnd w:id="40"/>
+    <w:bookmarkStart w:id="41" w:name="estimation"/>
     <w:p>
       <w:pPr>
         <w:pStyle w:val="Heading3"/>
@@ -6331,8 +6498,8 @@
         <w:t xml:space="preserve">is the standard normal density.</w:t>
       </w:r>
     </w:p>
-    <w:bookmarkEnd w:id="36"/>
-    <w:bookmarkStart w:id="37" w:name="using-the-gps"/>
+    <w:bookmarkEnd w:id="41"/>
+    <w:bookmarkStart w:id="42" w:name="using-the-gps"/>
     <w:p>
       <w:pPr>
         <w:pStyle w:val="Heading3"/>
@@ -6755,9 +6922,9 @@
         <w:t xml:space="preserve">Despite these challenges, GPS methods can be useful for continuous exposures (dose, duration, intensity).</w:t>
       </w:r>
     </w:p>
-    <w:bookmarkEnd w:id="37"/>
-    <w:bookmarkEnd w:id="38"/>
-    <w:bookmarkStart w:id="42" w:name="summary"/>
+    <w:bookmarkEnd w:id="42"/>
+    <w:bookmarkEnd w:id="43"/>
+    <w:bookmarkStart w:id="47" w:name="summary"/>
     <w:p>
       <w:pPr>
         <w:pStyle w:val="Heading2"/>
@@ -7665,8 +7832,8 @@
         <w:t xml:space="preserve">: Chapter 16 introduces instrumental variables, which can help with unmeasured confounding under different assumptions. Part III addresses time-varying treatments where IP weighting and g-formula shine.</w:t>
       </w:r>
     </w:p>
-    <w:bookmarkStart w:id="41" w:name="refs"/>
-    <w:bookmarkStart w:id="40" w:name="ref-hernan2020causal"/>
+    <w:bookmarkStart w:id="46" w:name="refs"/>
+    <w:bookmarkStart w:id="45" w:name="ref-hernan2020causal"/>
     <w:p>
       <w:pPr>
         <w:pStyle w:val="Bibliography"/>
@@ -7690,7 +7857,7 @@
       <w:r>
         <w:t xml:space="preserve"> </w:t>
       </w:r>
-      <w:hyperlink r:id="rId39">
+      <w:hyperlink r:id="rId44">
         <w:r>
           <w:rPr>
             <w:rStyle w:val="Hyperlink"/>
@@ -7702,9 +7869,9 @@
         <w:t xml:space="preserve">.</w:t>
       </w:r>
     </w:p>
-    <w:bookmarkEnd w:id="40"/>
-    <w:bookmarkEnd w:id="41"/>
-    <w:bookmarkEnd w:id="42"/>
+    <w:bookmarkEnd w:id="45"/>
+    <w:bookmarkEnd w:id="46"/>
+    <w:bookmarkEnd w:id="47"/>
     <w:sectPr>
       <w:footnotePr>
         <w:numRestart w:val="eachSect"/>
